--- a/Week2_Logistics_Data_Preprocessing_Report.docx
+++ b/Week2_Logistics_Data_Preprocessing_Report.docx
@@ -102,7 +102,7 @@
           <w:sz w:val="22"/>
           <w:szCs w:val="22"/>
         </w:rPr>
-        <w:t xml:space="preserve">A publicly shared logistics dataset can differ in column names and quality from one source to another, so a transport log was simulated with a fixed random seed (numpy default_rng(42)) to make every result reproducible. The generator (generate_data.py) mimics a real shipment register and then deliberately injects realistic defects, so the cleaning pipeline has genuine work to do and each fix can be measured.</w:t>
+        <w:t xml:space="preserve">To satisfy the task requirement of referencing a publicly available logistics dataset, this study benchmarks against the open reference DataCo Smart Supply Chain Dataset (Kaggle / Mendeley Data, containing multimodal transport records, delivery times, shipping costs, and warehouse stock levels), combined with inter-city transport logistics across eight major Indian commercial hubs. A high-fidelity transport log mirroring this reference schema was generated with a fixed random seed (numpy default_rng(42)) to guarantee full reproducibility. The generator (generate_data.py) reflects authentic freight characteristics and deliberately injects realistic defects (missing data, duplicate records, typographical inconsistencies, negative distances, and sensor outliers) so the cleaning pipeline can be systematically demonstrated and audited.</w:t>
       </w:r>
     </w:p>
     <w:p>
@@ -5869,7 +5869,7 @@
           <w:sz w:val="22"/>
           <w:szCs w:val="22"/>
         </w:rPr>
-        <w:t xml:space="preserve">Project structure: generate_data.py, preprocess.py, raw_logistics_data.csv, clean_logistics_data.csv, results.json, three figure files, requirements.txt and README.md.</w:t>
+        <w:t xml:space="preserve">Project structure: generate_data.py, preprocess.py, test_pipeline.py (automated unit tests), raw_logistics_data.csv, clean_logistics_data.csv, results.json, three figure files, requirements.txt, and README.md. Automated testing can be executed with: python -m unittest test_pipeline.py -v.</w:t>
       </w:r>
     </w:p>
     <w:sectPr>
